--- a/TCC1/Projeto_SIS_AlexandreSilvaZabel_BrunoFerrariVicensi (1).docx
+++ b/TCC1/Projeto_SIS_AlexandreSilvaZabel_BrunoFerrariVicensi (1).docx
@@ -971,7 +971,11 @@
         <w:t>três</w:t>
       </w:r>
       <w:r>
-        <w:t xml:space="preserve"> subseções. A subseção 2.1.1 aborda a </w:t>
+        <w:t xml:space="preserve"> subseções. A subseção 2.1.1 </w:t>
+      </w:r>
+      <w:bookmarkStart w:id="10" w:name="_Hlk214915273"/>
+      <w:r>
+        <w:t xml:space="preserve">aborda a </w:t>
       </w:r>
       <w:r>
         <w:t>diversificação</w:t>
@@ -983,16 +987,28 @@
         <w:t xml:space="preserve"> e </w:t>
       </w:r>
       <w:r>
-        <w:t>explora os fundamentos matemáticos e evolutivos da Teoria Moderna do Portfólio; a subseção 2.1.</w:t>
+        <w:t>explora os fundamentos matemáticos e evolutivos da Teoria Moderna do Portfólio</w:t>
+      </w:r>
+      <w:bookmarkEnd w:id="10"/>
+      <w:r>
+        <w:t>; a subseção 2.1.</w:t>
       </w:r>
       <w:r>
         <w:t>2</w:t>
       </w:r>
       <w:r>
-        <w:t xml:space="preserve"> traz a definição de algoritmos genéticos</w:t>
-      </w:r>
-      <w:r>
-        <w:t xml:space="preserve"> multiobjetivos.</w:t>
+        <w:t xml:space="preserve"> traz a definição de </w:t>
+      </w:r>
+      <w:bookmarkStart w:id="11" w:name="_Hlk214915313"/>
+      <w:r>
+        <w:t>algoritmos genéticos</w:t>
+      </w:r>
+      <w:r>
+        <w:t xml:space="preserve"> multiobjetivos</w:t>
+      </w:r>
+      <w:bookmarkEnd w:id="11"/>
+      <w:r>
+        <w:t>.</w:t>
       </w:r>
     </w:p>
     <w:p>
@@ -1010,6 +1026,7 @@
       <w:pPr>
         <w:pStyle w:val="TF-TEXTO"/>
       </w:pPr>
+      <w:bookmarkStart w:id="12" w:name="_Hlk214915832"/>
       <w:r>
         <w:t xml:space="preserve">Uma carteira de investimentos é definida como um conjunto estruturado de ativos financeiros selecionados com o objetivo de alcançar retornos consistentes, respeitando níveis de risco alinhados ao perfil, aos objetivos e ao horizonte temporal do investidor (Markowitz, 1952). A construção de carteiras envolve decisões estratégicas e táticas de alocação entre diferentes classes de ativos, tais como ações, títulos públicos e privados, fundos imobiliários, </w:t>
       </w:r>
@@ -1149,7 +1166,8 @@
       <w:pPr>
         <w:pStyle w:val="TF-LEGENDA"/>
       </w:pPr>
-      <w:bookmarkStart w:id="10" w:name="_Ref197122154"/>
+      <w:bookmarkStart w:id="13" w:name="_Ref197122154"/>
+      <w:bookmarkEnd w:id="12"/>
       <w:r>
         <w:t xml:space="preserve">Figura </w:t>
       </w:r>
@@ -1161,13 +1179,15 @@
           <w:t>1</w:t>
         </w:r>
       </w:fldSimple>
-      <w:bookmarkEnd w:id="10"/>
+      <w:bookmarkEnd w:id="13"/>
       <w:r>
         <w:t xml:space="preserve"> – </w:t>
       </w:r>
+      <w:bookmarkStart w:id="14" w:name="_Hlk214916079"/>
       <w:r>
         <w:t>Representação gráfica do conjunto de combinações</w:t>
       </w:r>
+      <w:bookmarkEnd w:id="14"/>
     </w:p>
     <w:p>
       <w:pPr>
@@ -1255,7 +1275,11 @@
         <w:t>Fonte:</w:t>
       </w:r>
       <w:r>
-        <w:t xml:space="preserve"> Assaf Neto </w:t>
+        <w:t xml:space="preserve"> </w:t>
+      </w:r>
+      <w:bookmarkStart w:id="15" w:name="_Hlk214916089"/>
+      <w:r>
+        <w:t xml:space="preserve">Assaf Neto </w:t>
       </w:r>
       <w:r>
         <w:t>(</w:t>
@@ -1263,6 +1287,7 @@
       <w:r>
         <w:t>2008).</w:t>
       </w:r>
+      <w:bookmarkEnd w:id="15"/>
     </w:p>
     <w:p>
       <w:pPr>
@@ -1754,7 +1779,7 @@
       <w:pPr>
         <w:pStyle w:val="TF-LEGENDA"/>
       </w:pPr>
-      <w:bookmarkStart w:id="11" w:name="_Ref197122420"/>
+      <w:bookmarkStart w:id="16" w:name="_Ref197122420"/>
       <w:r>
         <w:t xml:space="preserve">Figura </w:t>
       </w:r>
@@ -1766,10 +1791,15 @@
           <w:t>2</w:t>
         </w:r>
       </w:fldSimple>
-      <w:bookmarkEnd w:id="11"/>
-      <w:r>
-        <w:t xml:space="preserve"> – Diagrama de fluxo do NSGA-II</w:t>
-      </w:r>
+      <w:bookmarkEnd w:id="16"/>
+      <w:r>
+        <w:t xml:space="preserve"> – </w:t>
+      </w:r>
+      <w:bookmarkStart w:id="17" w:name="_Hlk214916233"/>
+      <w:r>
+        <w:t>Diagrama de fluxo do NSGA-II</w:t>
+      </w:r>
+      <w:bookmarkEnd w:id="17"/>
     </w:p>
     <w:p>
       <w:pPr>
@@ -1892,6 +1922,7 @@
       <w:pPr>
         <w:pStyle w:val="TF-TEXTO"/>
       </w:pPr>
+      <w:bookmarkStart w:id="18" w:name="_Hlk214916271"/>
       <w:r>
         <w:t>O processo inicia-se com a criação de uma população inicial de soluções (</w:t>
       </w:r>
@@ -1952,14 +1983,15 @@
       <w:pPr>
         <w:pStyle w:val="Ttulo2"/>
       </w:pPr>
-      <w:bookmarkStart w:id="12" w:name="_Toc54164921"/>
-      <w:bookmarkStart w:id="13" w:name="_Toc54165675"/>
-      <w:bookmarkStart w:id="14" w:name="_Toc54169333"/>
-      <w:bookmarkStart w:id="15" w:name="_Toc96347439"/>
-      <w:bookmarkStart w:id="16" w:name="_Toc96357723"/>
-      <w:bookmarkStart w:id="17" w:name="_Toc96491866"/>
-      <w:bookmarkStart w:id="18" w:name="_Toc411603107"/>
+      <w:bookmarkStart w:id="19" w:name="_Toc54164921"/>
+      <w:bookmarkStart w:id="20" w:name="_Toc54165675"/>
+      <w:bookmarkStart w:id="21" w:name="_Toc54169333"/>
+      <w:bookmarkStart w:id="22" w:name="_Toc96347439"/>
+      <w:bookmarkStart w:id="23" w:name="_Toc96357723"/>
+      <w:bookmarkStart w:id="24" w:name="_Toc96491866"/>
+      <w:bookmarkStart w:id="25" w:name="_Toc411603107"/>
       <w:bookmarkEnd w:id="9"/>
+      <w:bookmarkEnd w:id="18"/>
       <w:r>
         <w:rPr>
           <w:color w:val="auto"/>
@@ -2061,8 +2093,8 @@
           <w:bCs/>
         </w:rPr>
       </w:pPr>
-      <w:bookmarkStart w:id="19" w:name="_Ref197122603"/>
-      <w:bookmarkStart w:id="20" w:name="_Ref52025161"/>
+      <w:bookmarkStart w:id="26" w:name="_Ref197122603"/>
+      <w:bookmarkStart w:id="27" w:name="_Ref52025161"/>
       <w:r>
         <w:t xml:space="preserve">Quadro </w:t>
       </w:r>
@@ -2074,7 +2106,7 @@
           <w:t>1</w:t>
         </w:r>
       </w:fldSimple>
-      <w:bookmarkEnd w:id="19"/>
+      <w:bookmarkEnd w:id="26"/>
       <w:r>
         <w:t xml:space="preserve"> </w:t>
       </w:r>
@@ -3836,8 +3868,8 @@
       <w:pPr>
         <w:pStyle w:val="TF-LEGENDA"/>
       </w:pPr>
-      <w:bookmarkStart w:id="21" w:name="_Ref197122771"/>
-      <w:bookmarkEnd w:id="20"/>
+      <w:bookmarkStart w:id="28" w:name="_Ref197122771"/>
+      <w:bookmarkEnd w:id="27"/>
       <w:r>
         <w:lastRenderedPageBreak/>
         <w:t xml:space="preserve">Quadro </w:t>
@@ -3850,7 +3882,7 @@
           <w:t>2</w:t>
         </w:r>
       </w:fldSimple>
-      <w:bookmarkEnd w:id="21"/>
+      <w:bookmarkEnd w:id="28"/>
       <w:r>
         <w:t xml:space="preserve"> </w:t>
       </w:r>
@@ -4871,18 +4903,18 @@
       <w:pPr>
         <w:pStyle w:val="TF-refernciasbibliogrficasTTULO"/>
       </w:pPr>
-      <w:bookmarkStart w:id="22" w:name="_Toc351015602"/>
-      <w:bookmarkEnd w:id="12"/>
-      <w:bookmarkEnd w:id="13"/>
-      <w:bookmarkEnd w:id="14"/>
-      <w:bookmarkEnd w:id="15"/>
-      <w:bookmarkEnd w:id="16"/>
-      <w:bookmarkEnd w:id="17"/>
-      <w:bookmarkEnd w:id="18"/>
+      <w:bookmarkStart w:id="29" w:name="_Toc351015602"/>
+      <w:bookmarkEnd w:id="19"/>
+      <w:bookmarkEnd w:id="20"/>
+      <w:bookmarkEnd w:id="21"/>
+      <w:bookmarkEnd w:id="22"/>
+      <w:bookmarkEnd w:id="23"/>
+      <w:bookmarkEnd w:id="24"/>
+      <w:bookmarkEnd w:id="25"/>
       <w:r>
         <w:t>Referências</w:t>
       </w:r>
-      <w:bookmarkEnd w:id="22"/>
+      <w:bookmarkEnd w:id="29"/>
     </w:p>
     <w:p>
       <w:pPr>
@@ -5240,15 +5272,7 @@
       </w:r>
       <w:proofErr w:type="spellEnd"/>
       <w:r>
-        <w:t xml:space="preserve">: John </w:t>
-      </w:r>
-      <w:proofErr w:type="spellStart"/>
-      <w:r>
-        <w:t>Wiley</w:t>
-      </w:r>
-      <w:proofErr w:type="spellEnd"/>
-      <w:r>
-        <w:t xml:space="preserve"> &amp; Sons, 2007.</w:t>
+        <w:t>: John Wiley &amp; Sons, 2007.</w:t>
       </w:r>
     </w:p>
     <w:p>

--- a/TCC1/Projeto_SIS_AlexandreSilvaZabel_BrunoFerrariVicensi (1).docx
+++ b/TCC1/Projeto_SIS_AlexandreSilvaZabel_BrunoFerrariVicensi (1).docx
@@ -437,11 +437,16 @@
       <w:r>
         <w:t>Neste contexto, sistemas automatizados de recomendação de investimentos têm se mostrado soluções promissoras, personalizando alocações de acordo com o perfil de cada investidor. Esses sistemas utilizam IA para analisar variáveis como preferências individuais, tolerância ao risco e objetivos financeiros, oferecendo estratégias otimizadas (</w:t>
       </w:r>
+      <w:bookmarkStart w:id="10" w:name="_Hlk215612106"/>
       <w:r>
         <w:t>Pavão</w:t>
       </w:r>
       <w:r>
-        <w:t>, 2023). Além disso, incorporam técnicas matemáticas, como programação linear e métodos de otimização, para avaliar múltiplos critérios, como risco ajustado ao retorno e diversificação da carteira (</w:t>
+        <w:t>, 2023</w:t>
+      </w:r>
+      <w:bookmarkEnd w:id="10"/>
+      <w:r>
+        <w:t>). Além disso, incorporam técnicas matemáticas, como programação linear e métodos de otimização, para avaliar múltiplos critérios, como risco ajustado ao retorno e diversificação da carteira (</w:t>
       </w:r>
       <w:proofErr w:type="spellStart"/>
       <w:r>
@@ -465,9 +470,11 @@
       <w:r>
         <w:t xml:space="preserve"> </w:t>
       </w:r>
+      <w:bookmarkStart w:id="11" w:name="_Hlk215612119"/>
       <w:r>
         <w:t>Vieira</w:t>
       </w:r>
+      <w:bookmarkEnd w:id="11"/>
       <w:r>
         <w:t>, 2021).</w:t>
       </w:r>
@@ -973,7 +980,7 @@
       <w:r>
         <w:t xml:space="preserve"> subseções. A subseção 2.1.1 </w:t>
       </w:r>
-      <w:bookmarkStart w:id="10" w:name="_Hlk214915273"/>
+      <w:bookmarkStart w:id="12" w:name="_Hlk214915273"/>
       <w:r>
         <w:t xml:space="preserve">aborda a </w:t>
       </w:r>
@@ -989,7 +996,7 @@
       <w:r>
         <w:t>explora os fundamentos matemáticos e evolutivos da Teoria Moderna do Portfólio</w:t>
       </w:r>
-      <w:bookmarkEnd w:id="10"/>
+      <w:bookmarkEnd w:id="12"/>
       <w:r>
         <w:t>; a subseção 2.1.</w:t>
       </w:r>
@@ -999,14 +1006,14 @@
       <w:r>
         <w:t xml:space="preserve"> traz a definição de </w:t>
       </w:r>
-      <w:bookmarkStart w:id="11" w:name="_Hlk214915313"/>
+      <w:bookmarkStart w:id="13" w:name="_Hlk214915313"/>
       <w:r>
         <w:t>algoritmos genéticos</w:t>
       </w:r>
       <w:r>
         <w:t xml:space="preserve"> multiobjetivos</w:t>
       </w:r>
-      <w:bookmarkEnd w:id="11"/>
+      <w:bookmarkEnd w:id="13"/>
       <w:r>
         <w:t>.</w:t>
       </w:r>
@@ -1026,7 +1033,7 @@
       <w:pPr>
         <w:pStyle w:val="TF-TEXTO"/>
       </w:pPr>
-      <w:bookmarkStart w:id="12" w:name="_Hlk214915832"/>
+      <w:bookmarkStart w:id="14" w:name="_Hlk214915832"/>
       <w:r>
         <w:t xml:space="preserve">Uma carteira de investimentos é definida como um conjunto estruturado de ativos financeiros selecionados com o objetivo de alcançar retornos consistentes, respeitando níveis de risco alinhados ao perfil, aos objetivos e ao horizonte temporal do investidor (Markowitz, 1952). A construção de carteiras envolve decisões estratégicas e táticas de alocação entre diferentes classes de ativos, tais como ações, títulos públicos e privados, fundos imobiliários, </w:t>
       </w:r>
@@ -1166,8 +1173,8 @@
       <w:pPr>
         <w:pStyle w:val="TF-LEGENDA"/>
       </w:pPr>
-      <w:bookmarkStart w:id="13" w:name="_Ref197122154"/>
-      <w:bookmarkEnd w:id="12"/>
+      <w:bookmarkStart w:id="15" w:name="_Ref197122154"/>
+      <w:bookmarkEnd w:id="14"/>
       <w:r>
         <w:t xml:space="preserve">Figura </w:t>
       </w:r>
@@ -1179,15 +1186,15 @@
           <w:t>1</w:t>
         </w:r>
       </w:fldSimple>
-      <w:bookmarkEnd w:id="13"/>
+      <w:bookmarkEnd w:id="15"/>
       <w:r>
         <w:t xml:space="preserve"> – </w:t>
       </w:r>
-      <w:bookmarkStart w:id="14" w:name="_Hlk214916079"/>
+      <w:bookmarkStart w:id="16" w:name="_Hlk214916079"/>
       <w:r>
         <w:t>Representação gráfica do conjunto de combinações</w:t>
       </w:r>
-      <w:bookmarkEnd w:id="14"/>
+      <w:bookmarkEnd w:id="16"/>
     </w:p>
     <w:p>
       <w:pPr>
@@ -1277,7 +1284,7 @@
       <w:r>
         <w:t xml:space="preserve"> </w:t>
       </w:r>
-      <w:bookmarkStart w:id="15" w:name="_Hlk214916089"/>
+      <w:bookmarkStart w:id="17" w:name="_Hlk214916089"/>
       <w:r>
         <w:t xml:space="preserve">Assaf Neto </w:t>
       </w:r>
@@ -1287,7 +1294,7 @@
       <w:r>
         <w:t>2008).</w:t>
       </w:r>
-      <w:bookmarkEnd w:id="15"/>
+      <w:bookmarkEnd w:id="17"/>
     </w:p>
     <w:p>
       <w:pPr>
@@ -1779,7 +1786,7 @@
       <w:pPr>
         <w:pStyle w:val="TF-LEGENDA"/>
       </w:pPr>
-      <w:bookmarkStart w:id="16" w:name="_Ref197122420"/>
+      <w:bookmarkStart w:id="18" w:name="_Ref197122420"/>
       <w:r>
         <w:t xml:space="preserve">Figura </w:t>
       </w:r>
@@ -1791,15 +1798,15 @@
           <w:t>2</w:t>
         </w:r>
       </w:fldSimple>
-      <w:bookmarkEnd w:id="16"/>
+      <w:bookmarkEnd w:id="18"/>
       <w:r>
         <w:t xml:space="preserve"> – </w:t>
       </w:r>
-      <w:bookmarkStart w:id="17" w:name="_Hlk214916233"/>
+      <w:bookmarkStart w:id="19" w:name="_Hlk214916233"/>
       <w:r>
         <w:t>Diagrama de fluxo do NSGA-II</w:t>
       </w:r>
-      <w:bookmarkEnd w:id="17"/>
+      <w:bookmarkEnd w:id="19"/>
     </w:p>
     <w:p>
       <w:pPr>
@@ -1922,7 +1929,7 @@
       <w:pPr>
         <w:pStyle w:val="TF-TEXTO"/>
       </w:pPr>
-      <w:bookmarkStart w:id="18" w:name="_Hlk214916271"/>
+      <w:bookmarkStart w:id="20" w:name="_Hlk214916271"/>
       <w:r>
         <w:t>O processo inicia-se com a criação de uma população inicial de soluções (</w:t>
       </w:r>
@@ -1983,15 +1990,15 @@
       <w:pPr>
         <w:pStyle w:val="Ttulo2"/>
       </w:pPr>
-      <w:bookmarkStart w:id="19" w:name="_Toc54164921"/>
-      <w:bookmarkStart w:id="20" w:name="_Toc54165675"/>
-      <w:bookmarkStart w:id="21" w:name="_Toc54169333"/>
-      <w:bookmarkStart w:id="22" w:name="_Toc96347439"/>
-      <w:bookmarkStart w:id="23" w:name="_Toc96357723"/>
-      <w:bookmarkStart w:id="24" w:name="_Toc96491866"/>
-      <w:bookmarkStart w:id="25" w:name="_Toc411603107"/>
+      <w:bookmarkStart w:id="21" w:name="_Toc54164921"/>
+      <w:bookmarkStart w:id="22" w:name="_Toc54165675"/>
+      <w:bookmarkStart w:id="23" w:name="_Toc54169333"/>
+      <w:bookmarkStart w:id="24" w:name="_Toc96347439"/>
+      <w:bookmarkStart w:id="25" w:name="_Toc96357723"/>
+      <w:bookmarkStart w:id="26" w:name="_Toc96491866"/>
+      <w:bookmarkStart w:id="27" w:name="_Toc411603107"/>
       <w:bookmarkEnd w:id="9"/>
-      <w:bookmarkEnd w:id="18"/>
+      <w:bookmarkEnd w:id="20"/>
       <w:r>
         <w:rPr>
           <w:color w:val="auto"/>
@@ -2093,8 +2100,8 @@
           <w:bCs/>
         </w:rPr>
       </w:pPr>
-      <w:bookmarkStart w:id="26" w:name="_Ref197122603"/>
-      <w:bookmarkStart w:id="27" w:name="_Ref52025161"/>
+      <w:bookmarkStart w:id="28" w:name="_Ref197122603"/>
+      <w:bookmarkStart w:id="29" w:name="_Ref52025161"/>
       <w:r>
         <w:t xml:space="preserve">Quadro </w:t>
       </w:r>
@@ -2106,7 +2113,7 @@
           <w:t>1</w:t>
         </w:r>
       </w:fldSimple>
-      <w:bookmarkEnd w:id="26"/>
+      <w:bookmarkEnd w:id="28"/>
       <w:r>
         <w:t xml:space="preserve"> </w:t>
       </w:r>
@@ -3868,8 +3875,8 @@
       <w:pPr>
         <w:pStyle w:val="TF-LEGENDA"/>
       </w:pPr>
-      <w:bookmarkStart w:id="28" w:name="_Ref197122771"/>
-      <w:bookmarkEnd w:id="27"/>
+      <w:bookmarkStart w:id="30" w:name="_Ref197122771"/>
+      <w:bookmarkEnd w:id="29"/>
       <w:r>
         <w:lastRenderedPageBreak/>
         <w:t xml:space="preserve">Quadro </w:t>
@@ -3882,7 +3889,7 @@
           <w:t>2</w:t>
         </w:r>
       </w:fldSimple>
-      <w:bookmarkEnd w:id="28"/>
+      <w:bookmarkEnd w:id="30"/>
       <w:r>
         <w:t xml:space="preserve"> </w:t>
       </w:r>
@@ -4903,18 +4910,18 @@
       <w:pPr>
         <w:pStyle w:val="TF-refernciasbibliogrficasTTULO"/>
       </w:pPr>
-      <w:bookmarkStart w:id="29" w:name="_Toc351015602"/>
-      <w:bookmarkEnd w:id="19"/>
-      <w:bookmarkEnd w:id="20"/>
+      <w:bookmarkStart w:id="31" w:name="_Toc351015602"/>
       <w:bookmarkEnd w:id="21"/>
       <w:bookmarkEnd w:id="22"/>
       <w:bookmarkEnd w:id="23"/>
       <w:bookmarkEnd w:id="24"/>
       <w:bookmarkEnd w:id="25"/>
+      <w:bookmarkEnd w:id="26"/>
+      <w:bookmarkEnd w:id="27"/>
       <w:r>
         <w:t>Referências</w:t>
       </w:r>
-      <w:bookmarkEnd w:id="29"/>
+      <w:bookmarkEnd w:id="31"/>
     </w:p>
     <w:p>
       <w:pPr>
